--- a/notes/2026 오픈소스 개발자대회 결과보고서_접수번호(팀명).docx
+++ b/notes/2026 오픈소스 개발자대회 결과보고서_접수번호(팀명).docx
@@ -894,19 +894,7 @@
                 <w:rFonts w:ascii="맑은 고딕" w:hAnsi="맑은 고딕"/>
                 <w:sz w:val="20"/>
               </w:rPr>
-              <w:t>https://github.com/leelang7/ossp-2026-llm-router-challenge/tree/[최종 커밋 SHA]</w:t>
-            </w:r>
-          </w:p>
-          <w:p>
-            <w:pPr>
-              <w:spacing w:after="0"/>
-            </w:pPr>
-            <w:r>
-              <w:rPr>
-                <w:rFonts w:ascii="맑은 고딕" w:hAnsi="맑은 고딕"/>
-                <w:sz w:val="20"/>
-              </w:rPr>
-              <w:t>※ submission-ossp-skt.json을 포함한 커밋의 스냅샷 URL</w:t>
+              <w:t>https://github.com/leelang7/ossp-2026-llm-router-challenge/tree/31fe3cb1af37b72f12d20d17b6e55b1603c01f97</w:t>
             </w:r>
           </w:p>
         </w:tc>
